--- a/TS-Kramam/TS-5.4/TS 5.4 Malayalam Krama Paatam Corrections.docx
+++ b/TS-Kramam/TS-5.4/TS 5.4 Malayalam Krama Paatam Corrections.docx
@@ -81,18 +81,7 @@
           <w:szCs w:val="32"/>
           <w:u w:val="single"/>
         </w:rPr>
-        <w:t xml:space="preserve">Observed </w:t>
-      </w:r>
-      <w:proofErr w:type="gramStart"/>
-      <w:r>
-        <w:rPr>
-          <w:b/>
-          <w:bCs/>
-          <w:sz w:val="32"/>
-          <w:szCs w:val="32"/>
-          <w:u w:val="single"/>
-        </w:rPr>
-        <w:t xml:space="preserve">till </w:t>
+        <w:t xml:space="preserve">Observed till </w:t>
       </w:r>
       <w:r>
         <w:rPr>
@@ -105,7 +94,6 @@
         </w:rPr>
         <w:t>?????</w:t>
       </w:r>
-      <w:proofErr w:type="gramEnd"/>
     </w:p>
     <w:p>
       <w:pPr>
@@ -2690,7 +2678,7 @@
       </w:tr>
       <w:tr>
         <w:trPr>
-          <w:trHeight w:val="866"/>
+          <w:trHeight w:val="2258"/>
         </w:trPr>
         <w:tc>
           <w:tcPr>
@@ -2713,9 +2701,123 @@
                 <w:color w:val="000000"/>
                 <w:sz w:val="28"/>
                 <w:szCs w:val="32"/>
+              </w:rPr>
+            </w:pPr>
+            <w:r>
+              <w:rPr>
+                <w:rFonts w:cs="Arial"/>
+                <w:b/>
+                <w:color w:val="000000"/>
+                <w:sz w:val="28"/>
+                <w:szCs w:val="32"/>
+              </w:rPr>
+              <w:lastRenderedPageBreak/>
+              <w:t>T.S.5.</w:t>
+            </w:r>
+            <w:r>
+              <w:rPr>
+                <w:rFonts w:cs="Arial"/>
+                <w:b/>
+                <w:color w:val="000000"/>
+                <w:sz w:val="28"/>
+                <w:szCs w:val="32"/>
+              </w:rPr>
+              <w:t>4.12.1</w:t>
+            </w:r>
+            <w:r>
+              <w:rPr>
+                <w:rFonts w:cs="Arial"/>
+                <w:b/>
+                <w:color w:val="000000"/>
+                <w:sz w:val="28"/>
+                <w:szCs w:val="32"/>
+              </w:rPr>
+              <w:t>– Kramam</w:t>
+            </w:r>
+          </w:p>
+          <w:p>
+            <w:pPr>
+              <w:widowControl w:val="0"/>
+              <w:tabs>
+                <w:tab w:val="left" w:pos="993"/>
+              </w:tabs>
+              <w:autoSpaceDE w:val="0"/>
+              <w:autoSpaceDN w:val="0"/>
+              <w:adjustRightInd w:val="0"/>
+              <w:spacing w:before="0" w:line="240" w:lineRule="auto"/>
+              <w:ind w:right="297"/>
+              <w:rPr>
+                <w:rFonts w:cs="Arial"/>
+                <w:b/>
+                <w:color w:val="000000"/>
+                <w:szCs w:val="28"/>
+                <w:lang w:val="en-IN"/>
+              </w:rPr>
+            </w:pPr>
+            <w:r>
+              <w:rPr>
+                <w:rFonts w:cs="Arial"/>
+                <w:b/>
+                <w:color w:val="000000"/>
+                <w:sz w:val="28"/>
+                <w:szCs w:val="32"/>
+                <w:lang w:val="en-IN"/>
+              </w:rPr>
+              <w:t>Krama Vaakyam No.– 18</w:t>
+            </w:r>
+          </w:p>
+          <w:p>
+            <w:pPr>
+              <w:widowControl w:val="0"/>
+              <w:tabs>
+                <w:tab w:val="left" w:pos="993"/>
+              </w:tabs>
+              <w:autoSpaceDE w:val="0"/>
+              <w:autoSpaceDN w:val="0"/>
+              <w:adjustRightInd w:val="0"/>
+              <w:spacing w:before="0" w:line="240" w:lineRule="auto"/>
+              <w:ind w:right="297"/>
+              <w:rPr>
+                <w:rFonts w:cs="Arial"/>
+                <w:b/>
+                <w:color w:val="000000"/>
+                <w:sz w:val="28"/>
+                <w:szCs w:val="32"/>
                 <w:lang w:val="it-IT"/>
               </w:rPr>
             </w:pPr>
+            <w:r>
+              <w:rPr>
+                <w:rFonts w:cs="Arial"/>
+                <w:b/>
+                <w:color w:val="000000"/>
+                <w:sz w:val="28"/>
+                <w:szCs w:val="32"/>
+                <w:lang w:val="it-IT"/>
+              </w:rPr>
+              <w:t>Panchaati No</w:t>
+            </w:r>
+            <w:r>
+              <w:rPr>
+                <w:rFonts w:cs="Arial"/>
+                <w:b/>
+                <w:color w:val="000000"/>
+                <w:szCs w:val="32"/>
+                <w:lang w:val="it-IT"/>
+              </w:rPr>
+              <w:t xml:space="preserve">. - </w:t>
+            </w:r>
+            <w:r>
+              <w:rPr>
+                <w:rFonts w:cs="Arial"/>
+                <w:b/>
+                <w:color w:val="000000"/>
+                <w:sz w:val="28"/>
+                <w:szCs w:val="32"/>
+                <w:lang w:val="it-IT"/>
+              </w:rPr>
+              <w:t>56</w:t>
+            </w:r>
           </w:p>
         </w:tc>
         <w:tc>
@@ -2728,6 +2830,92 @@
               <w:autoSpaceDE w:val="0"/>
               <w:autoSpaceDN w:val="0"/>
               <w:adjustRightInd w:val="0"/>
+              <w:spacing w:line="252" w:lineRule="auto"/>
+              <w:rPr>
+                <w:rFonts w:ascii="BRH Malayalam Extra" w:eastAsia="Times New Roman" w:hAnsi="BRH Malayalam Extra" w:cs="BRH Malayalam Extra"/>
+                <w:color w:val="000000"/>
+                <w:sz w:val="40"/>
+                <w:szCs w:val="40"/>
+                <w:lang w:val="it-IT" w:eastAsia="en-IN" w:bidi="ml-IN"/>
+              </w:rPr>
+            </w:pPr>
+            <w:r>
+              <w:rPr>
+                <w:rFonts w:ascii="BRH Malayalam Extra" w:eastAsia="Times New Roman" w:hAnsi="BRH Malayalam Extra" w:cs="BRH Malayalam Extra"/>
+                <w:color w:val="000000"/>
+                <w:sz w:val="40"/>
+                <w:szCs w:val="40"/>
+                <w:lang w:val="it-IT" w:eastAsia="en-IN" w:bidi="ml-IN"/>
+              </w:rPr>
+              <w:t>A</w:t>
+            </w:r>
+            <w:r>
+              <w:rPr>
+                <w:rFonts w:ascii="BRH Malayalam Extra" w:eastAsia="Times New Roman" w:hAnsi="BRH Malayalam Extra" w:cs="BRH Malayalam Extra"/>
+                <w:color w:val="000000"/>
+                <w:sz w:val="32"/>
+                <w:szCs w:val="40"/>
+                <w:lang w:val="it-IT" w:eastAsia="en-IN" w:bidi="ml-IN"/>
+              </w:rPr>
+              <w:t>–</w:t>
+            </w:r>
+            <w:r>
+              <w:rPr>
+                <w:rFonts w:ascii="BRH Malayalam Extra" w:eastAsia="Times New Roman" w:hAnsi="BRH Malayalam Extra" w:cs="BRH Malayalam Extra"/>
+                <w:color w:val="000000"/>
+                <w:sz w:val="40"/>
+                <w:szCs w:val="40"/>
+                <w:lang w:val="it-IT" w:eastAsia="en-IN" w:bidi="ml-IN"/>
+              </w:rPr>
+              <w:t>d¡</w:t>
+            </w:r>
+            <w:r>
+              <w:rPr>
+                <w:rFonts w:ascii="BRH Malayalam Extra" w:eastAsia="Times New Roman" w:hAnsi="BRH Malayalam Extra" w:cs="BRH Malayalam Extra"/>
+                <w:color w:val="000000"/>
+                <w:sz w:val="32"/>
+                <w:szCs w:val="40"/>
+                <w:lang w:val="it-IT" w:eastAsia="en-IN" w:bidi="ml-IN"/>
+              </w:rPr>
+              <w:t>–</w:t>
+            </w:r>
+            <w:r>
+              <w:rPr>
+                <w:rFonts w:ascii="BRH Malayalam Extra" w:eastAsia="Times New Roman" w:hAnsi="BRH Malayalam Extra" w:cs="BRH Malayalam Extra"/>
+                <w:color w:val="000000"/>
+                <w:sz w:val="40"/>
+                <w:szCs w:val="40"/>
+                <w:lang w:val="it-IT" w:eastAsia="en-IN" w:bidi="ml-IN"/>
+              </w:rPr>
+              <w:t>ræ¡h</w:t>
+            </w:r>
+            <w:r>
+              <w:rPr>
+                <w:rFonts w:ascii="BRH Malayalam Extra" w:eastAsia="Times New Roman" w:hAnsi="BRH Malayalam Extra" w:cs="BRH Malayalam Extra"/>
+                <w:color w:val="000000"/>
+                <w:sz w:val="32"/>
+                <w:szCs w:val="40"/>
+                <w:lang w:val="it-IT" w:eastAsia="en-IN" w:bidi="ml-IN"/>
+              </w:rPr>
+              <w:t>–</w:t>
+            </w:r>
+            <w:r>
+              <w:rPr>
+                <w:rFonts w:ascii="BRH Malayalam Extra" w:eastAsia="Times New Roman" w:hAnsi="BRH Malayalam Extra" w:cs="BRH Malayalam Extra"/>
+                <w:color w:val="000000"/>
+                <w:sz w:val="40"/>
+                <w:szCs w:val="40"/>
+                <w:lang w:val="it-IT" w:eastAsia="en-IN" w:bidi="ml-IN"/>
+              </w:rPr>
+              <w:t xml:space="preserve">sësôx˜Z§ | </w:t>
+            </w:r>
+          </w:p>
+          <w:p>
+            <w:pPr>
+              <w:widowControl w:val="0"/>
+              <w:autoSpaceDE w:val="0"/>
+              <w:autoSpaceDN w:val="0"/>
+              <w:adjustRightInd w:val="0"/>
               <w:spacing w:before="0" w:line="240" w:lineRule="auto"/>
               <w:rPr>
                 <w:rFonts w:ascii="BRH Devanagari Extra" w:hAnsi="BRH Devanagari Extra" w:cs="BRH Devanagari Extra"/>
@@ -2737,6 +2925,127 @@
                 <w:lang w:val="it-IT" w:bidi="ml-IN"/>
               </w:rPr>
             </w:pPr>
+            <w:r>
+              <w:rPr>
+                <w:rFonts w:ascii="BRH Malayalam Extra" w:eastAsia="Times New Roman" w:hAnsi="BRH Malayalam Extra" w:cs="BRH Malayalam Extra"/>
+                <w:color w:val="000000"/>
+                <w:sz w:val="40"/>
+                <w:szCs w:val="40"/>
+                <w:lang w:val="it-IT" w:eastAsia="en-IN" w:bidi="ml-IN"/>
+              </w:rPr>
+              <w:t>A</w:t>
+            </w:r>
+            <w:r>
+              <w:rPr>
+                <w:rFonts w:ascii="BRH Malayalam Extra" w:eastAsia="Times New Roman" w:hAnsi="BRH Malayalam Extra" w:cs="BRH Malayalam Extra"/>
+                <w:color w:val="000000"/>
+                <w:sz w:val="32"/>
+                <w:szCs w:val="40"/>
+                <w:lang w:val="it-IT" w:eastAsia="en-IN" w:bidi="ml-IN"/>
+              </w:rPr>
+              <w:t>–</w:t>
+            </w:r>
+            <w:r>
+              <w:rPr>
+                <w:rFonts w:ascii="BRH Malayalam Extra" w:eastAsia="Times New Roman" w:hAnsi="BRH Malayalam Extra" w:cs="BRH Malayalam Extra"/>
+                <w:color w:val="000000"/>
+                <w:sz w:val="40"/>
+                <w:szCs w:val="40"/>
+                <w:lang w:val="it-IT" w:eastAsia="en-IN" w:bidi="ml-IN"/>
+              </w:rPr>
+              <w:t>d¡</w:t>
+            </w:r>
+            <w:r>
+              <w:rPr>
+                <w:rFonts w:ascii="BRH Malayalam Extra" w:eastAsia="Times New Roman" w:hAnsi="BRH Malayalam Extra" w:cs="BRH Malayalam Extra"/>
+                <w:color w:val="000000"/>
+                <w:sz w:val="32"/>
+                <w:szCs w:val="40"/>
+                <w:lang w:val="it-IT" w:eastAsia="en-IN" w:bidi="ml-IN"/>
+              </w:rPr>
+              <w:t>–</w:t>
+            </w:r>
+            <w:r>
+              <w:rPr>
+                <w:rFonts w:ascii="BRH Malayalam Extra" w:eastAsia="Times New Roman" w:hAnsi="BRH Malayalam Extra" w:cs="BRH Malayalam Extra"/>
+                <w:color w:val="000000"/>
+                <w:sz w:val="40"/>
+                <w:szCs w:val="40"/>
+                <w:highlight w:val="yellow"/>
+                <w:lang w:val="it-IT" w:eastAsia="en-IN" w:bidi="ml-IN"/>
+              </w:rPr>
+              <w:t>r</w:t>
+            </w:r>
+            <w:r>
+              <w:rPr>
+                <w:rFonts w:ascii="BRH Malayalam Extra" w:eastAsia="Times New Roman" w:hAnsi="BRH Malayalam Extra" w:cs="BRH Malayalam Extra"/>
+                <w:color w:val="000000"/>
+                <w:sz w:val="40"/>
+                <w:szCs w:val="40"/>
+                <w:lang w:val="it-IT" w:eastAsia="en-IN" w:bidi="ml-IN"/>
+              </w:rPr>
+              <w:t>æh</w:t>
+            </w:r>
+            <w:r>
+              <w:rPr>
+                <w:rFonts w:ascii="BRH Malayalam Extra" w:eastAsia="Times New Roman" w:hAnsi="BRH Malayalam Extra" w:cs="BRH Malayalam Extra"/>
+                <w:color w:val="000000"/>
+                <w:sz w:val="32"/>
+                <w:szCs w:val="40"/>
+                <w:lang w:val="it-IT" w:eastAsia="en-IN" w:bidi="ml-IN"/>
+              </w:rPr>
+              <w:t>–</w:t>
+            </w:r>
+            <w:r>
+              <w:rPr>
+                <w:rFonts w:ascii="BRH Malayalam Extra" w:eastAsia="Times New Roman" w:hAnsi="BRH Malayalam Extra" w:cs="BRH Malayalam Extra"/>
+                <w:color w:val="000000"/>
+                <w:sz w:val="40"/>
+                <w:szCs w:val="40"/>
+                <w:lang w:val="it-IT" w:eastAsia="en-IN" w:bidi="ml-IN"/>
+              </w:rPr>
+              <w:t xml:space="preserve"> CZõ—d¡ - së¡h—J |</w:t>
+            </w:r>
+            <w:r>
+              <w:rPr>
+                <w:rFonts w:ascii="BRH Malayalam Extra" w:eastAsia="Times New Roman" w:hAnsi="BRH Malayalam Extra" w:cs="BRH Malayalam Extra"/>
+                <w:color w:val="000000"/>
+                <w:sz w:val="40"/>
+                <w:szCs w:val="40"/>
+                <w:lang w:val="it-IT" w:eastAsia="en-IN" w:bidi="ml-IN"/>
+              </w:rPr>
+              <w:t xml:space="preserve"> </w:t>
+            </w:r>
+            <w:r>
+              <w:rPr>
+                <w:rFonts w:ascii="BRH Malayalam Extra" w:eastAsia="Times New Roman" w:hAnsi="BRH Malayalam Extra" w:cs="BRH Malayalam Extra"/>
+                <w:color w:val="000000"/>
+                <w:sz w:val="40"/>
+                <w:szCs w:val="40"/>
+                <w:lang w:val="it-IT" w:eastAsia="en-IN" w:bidi="ml-IN"/>
+              </w:rPr>
+              <w:t>Zsôx</w:t>
+            </w:r>
+            <w:r>
+              <w:rPr>
+                <w:rFonts w:ascii="BRH Malayalam Extra" w:eastAsia="Times New Roman" w:hAnsi="BRH Malayalam Extra" w:cs="BRH Malayalam Extra"/>
+                <w:color w:val="000000"/>
+                <w:sz w:val="32"/>
+                <w:szCs w:val="40"/>
+                <w:lang w:val="it-IT" w:eastAsia="en-IN" w:bidi="ml-IN"/>
+              </w:rPr>
+              <w:t>–</w:t>
+            </w:r>
+            <w:r>
+              <w:rPr>
+                <w:rFonts w:ascii="BRH Malayalam Extra" w:eastAsia="Times New Roman" w:hAnsi="BRH Malayalam Extra" w:cs="BRH Malayalam Extra"/>
+                <w:color w:val="000000"/>
+                <w:sz w:val="40"/>
+                <w:szCs w:val="40"/>
+                <w:lang w:val="it-IT" w:eastAsia="en-IN" w:bidi="ml-IN"/>
+              </w:rPr>
+              <w:t>bqû—J |</w:t>
+            </w:r>
           </w:p>
         </w:tc>
         <w:tc>
@@ -2749,6 +3058,92 @@
               <w:autoSpaceDE w:val="0"/>
               <w:autoSpaceDN w:val="0"/>
               <w:adjustRightInd w:val="0"/>
+              <w:spacing w:line="252" w:lineRule="auto"/>
+              <w:rPr>
+                <w:rFonts w:ascii="BRH Malayalam Extra" w:eastAsia="Times New Roman" w:hAnsi="BRH Malayalam Extra" w:cs="BRH Malayalam Extra"/>
+                <w:color w:val="000000"/>
+                <w:sz w:val="40"/>
+                <w:szCs w:val="40"/>
+                <w:lang w:val="it-IT" w:eastAsia="en-IN" w:bidi="ml-IN"/>
+              </w:rPr>
+            </w:pPr>
+            <w:r>
+              <w:rPr>
+                <w:rFonts w:ascii="BRH Malayalam Extra" w:eastAsia="Times New Roman" w:hAnsi="BRH Malayalam Extra" w:cs="BRH Malayalam Extra"/>
+                <w:color w:val="000000"/>
+                <w:sz w:val="40"/>
+                <w:szCs w:val="40"/>
+                <w:lang w:val="it-IT" w:eastAsia="en-IN" w:bidi="ml-IN"/>
+              </w:rPr>
+              <w:t>A</w:t>
+            </w:r>
+            <w:r>
+              <w:rPr>
+                <w:rFonts w:ascii="BRH Malayalam Extra" w:eastAsia="Times New Roman" w:hAnsi="BRH Malayalam Extra" w:cs="BRH Malayalam Extra"/>
+                <w:color w:val="000000"/>
+                <w:sz w:val="32"/>
+                <w:szCs w:val="40"/>
+                <w:lang w:val="it-IT" w:eastAsia="en-IN" w:bidi="ml-IN"/>
+              </w:rPr>
+              <w:t>–</w:t>
+            </w:r>
+            <w:r>
+              <w:rPr>
+                <w:rFonts w:ascii="BRH Malayalam Extra" w:eastAsia="Times New Roman" w:hAnsi="BRH Malayalam Extra" w:cs="BRH Malayalam Extra"/>
+                <w:color w:val="000000"/>
+                <w:sz w:val="40"/>
+                <w:szCs w:val="40"/>
+                <w:lang w:val="it-IT" w:eastAsia="en-IN" w:bidi="ml-IN"/>
+              </w:rPr>
+              <w:t>d¡</w:t>
+            </w:r>
+            <w:r>
+              <w:rPr>
+                <w:rFonts w:ascii="BRH Malayalam Extra" w:eastAsia="Times New Roman" w:hAnsi="BRH Malayalam Extra" w:cs="BRH Malayalam Extra"/>
+                <w:color w:val="000000"/>
+                <w:sz w:val="32"/>
+                <w:szCs w:val="40"/>
+                <w:lang w:val="it-IT" w:eastAsia="en-IN" w:bidi="ml-IN"/>
+              </w:rPr>
+              <w:t>–</w:t>
+            </w:r>
+            <w:r>
+              <w:rPr>
+                <w:rFonts w:ascii="BRH Malayalam Extra" w:eastAsia="Times New Roman" w:hAnsi="BRH Malayalam Extra" w:cs="BRH Malayalam Extra"/>
+                <w:color w:val="000000"/>
+                <w:sz w:val="40"/>
+                <w:szCs w:val="40"/>
+                <w:lang w:val="it-IT" w:eastAsia="en-IN" w:bidi="ml-IN"/>
+              </w:rPr>
+              <w:t>ræ¡h</w:t>
+            </w:r>
+            <w:r>
+              <w:rPr>
+                <w:rFonts w:ascii="BRH Malayalam Extra" w:eastAsia="Times New Roman" w:hAnsi="BRH Malayalam Extra" w:cs="BRH Malayalam Extra"/>
+                <w:color w:val="000000"/>
+                <w:sz w:val="32"/>
+                <w:szCs w:val="40"/>
+                <w:lang w:val="it-IT" w:eastAsia="en-IN" w:bidi="ml-IN"/>
+              </w:rPr>
+              <w:t>–</w:t>
+            </w:r>
+            <w:r>
+              <w:rPr>
+                <w:rFonts w:ascii="BRH Malayalam Extra" w:eastAsia="Times New Roman" w:hAnsi="BRH Malayalam Extra" w:cs="BRH Malayalam Extra"/>
+                <w:color w:val="000000"/>
+                <w:sz w:val="40"/>
+                <w:szCs w:val="40"/>
+                <w:lang w:val="it-IT" w:eastAsia="en-IN" w:bidi="ml-IN"/>
+              </w:rPr>
+              <w:t xml:space="preserve">sësôx˜Z§ | </w:t>
+            </w:r>
+          </w:p>
+          <w:p>
+            <w:pPr>
+              <w:widowControl w:val="0"/>
+              <w:autoSpaceDE w:val="0"/>
+              <w:autoSpaceDN w:val="0"/>
+              <w:adjustRightInd w:val="0"/>
               <w:spacing w:before="0" w:line="240" w:lineRule="auto"/>
               <w:rPr>
                 <w:rFonts w:ascii="BRH Devanagari Extra" w:hAnsi="BRH Devanagari Extra" w:cs="BRH Devanagari Extra"/>
@@ -2758,6 +3153,527 @@
                 <w:lang w:val="it-IT" w:bidi="ml-IN"/>
               </w:rPr>
             </w:pPr>
+            <w:r>
+              <w:rPr>
+                <w:rFonts w:ascii="BRH Malayalam Extra" w:eastAsia="Times New Roman" w:hAnsi="BRH Malayalam Extra" w:cs="BRH Malayalam Extra"/>
+                <w:color w:val="000000"/>
+                <w:sz w:val="40"/>
+                <w:szCs w:val="40"/>
+                <w:lang w:val="it-IT" w:eastAsia="en-IN" w:bidi="ml-IN"/>
+              </w:rPr>
+              <w:t>A</w:t>
+            </w:r>
+            <w:r>
+              <w:rPr>
+                <w:rFonts w:ascii="BRH Malayalam Extra" w:eastAsia="Times New Roman" w:hAnsi="BRH Malayalam Extra" w:cs="BRH Malayalam Extra"/>
+                <w:color w:val="000000"/>
+                <w:sz w:val="32"/>
+                <w:szCs w:val="40"/>
+                <w:lang w:val="it-IT" w:eastAsia="en-IN" w:bidi="ml-IN"/>
+              </w:rPr>
+              <w:t>–</w:t>
+            </w:r>
+            <w:r>
+              <w:rPr>
+                <w:rFonts w:ascii="BRH Malayalam Extra" w:eastAsia="Times New Roman" w:hAnsi="BRH Malayalam Extra" w:cs="BRH Malayalam Extra"/>
+                <w:color w:val="000000"/>
+                <w:sz w:val="40"/>
+                <w:szCs w:val="40"/>
+                <w:lang w:val="it-IT" w:eastAsia="en-IN" w:bidi="ml-IN"/>
+              </w:rPr>
+              <w:t>d¡</w:t>
+            </w:r>
+            <w:r>
+              <w:rPr>
+                <w:rFonts w:ascii="BRH Malayalam Extra" w:eastAsia="Times New Roman" w:hAnsi="BRH Malayalam Extra" w:cs="BRH Malayalam Extra"/>
+                <w:color w:val="000000"/>
+                <w:sz w:val="32"/>
+                <w:szCs w:val="40"/>
+                <w:lang w:val="it-IT" w:eastAsia="en-IN" w:bidi="ml-IN"/>
+              </w:rPr>
+              <w:t>–</w:t>
+            </w:r>
+            <w:r>
+              <w:rPr>
+                <w:rFonts w:ascii="BRH Malayalam Extra" w:eastAsia="Times New Roman" w:hAnsi="BRH Malayalam Extra" w:cs="BRH Malayalam Extra"/>
+                <w:color w:val="000000"/>
+                <w:sz w:val="40"/>
+                <w:szCs w:val="40"/>
+                <w:lang w:val="it-IT" w:eastAsia="en-IN" w:bidi="ml-IN"/>
+              </w:rPr>
+              <w:t>ræ</w:t>
+            </w:r>
+            <w:r>
+              <w:rPr>
+                <w:rFonts w:ascii="BRH Malayalam Extra" w:eastAsia="Times New Roman" w:hAnsi="BRH Malayalam Extra" w:cs="BRH Malayalam Extra"/>
+                <w:color w:val="000000"/>
+                <w:sz w:val="40"/>
+                <w:szCs w:val="40"/>
+                <w:highlight w:val="green"/>
+                <w:lang w:val="it-IT" w:eastAsia="en-IN" w:bidi="ml-IN"/>
+              </w:rPr>
+              <w:t>¡</w:t>
+            </w:r>
+            <w:r>
+              <w:rPr>
+                <w:rFonts w:ascii="BRH Malayalam Extra" w:eastAsia="Times New Roman" w:hAnsi="BRH Malayalam Extra" w:cs="BRH Malayalam Extra"/>
+                <w:color w:val="000000"/>
+                <w:sz w:val="40"/>
+                <w:szCs w:val="40"/>
+                <w:lang w:val="it-IT" w:eastAsia="en-IN" w:bidi="ml-IN"/>
+              </w:rPr>
+              <w:t>h</w:t>
+            </w:r>
+            <w:r>
+              <w:rPr>
+                <w:rFonts w:ascii="BRH Malayalam Extra" w:eastAsia="Times New Roman" w:hAnsi="BRH Malayalam Extra" w:cs="BRH Malayalam Extra"/>
+                <w:color w:val="000000"/>
+                <w:sz w:val="32"/>
+                <w:szCs w:val="40"/>
+                <w:lang w:val="it-IT" w:eastAsia="en-IN" w:bidi="ml-IN"/>
+              </w:rPr>
+              <w:t>–</w:t>
+            </w:r>
+            <w:r>
+              <w:rPr>
+                <w:rFonts w:ascii="BRH Malayalam Extra" w:eastAsia="Times New Roman" w:hAnsi="BRH Malayalam Extra" w:cs="BRH Malayalam Extra"/>
+                <w:color w:val="000000"/>
+                <w:sz w:val="40"/>
+                <w:szCs w:val="40"/>
+                <w:lang w:val="it-IT" w:eastAsia="en-IN" w:bidi="ml-IN"/>
+              </w:rPr>
+              <w:t xml:space="preserve"> CZõ—d¡ - së¡h—J |</w:t>
+            </w:r>
+            <w:r>
+              <w:rPr>
+                <w:rFonts w:ascii="BRH Malayalam Extra" w:eastAsia="Times New Roman" w:hAnsi="BRH Malayalam Extra" w:cs="BRH Malayalam Extra"/>
+                <w:color w:val="000000"/>
+                <w:sz w:val="40"/>
+                <w:szCs w:val="40"/>
+                <w:lang w:val="it-IT" w:eastAsia="en-IN" w:bidi="ml-IN"/>
+              </w:rPr>
+              <w:t xml:space="preserve"> </w:t>
+            </w:r>
+            <w:r>
+              <w:rPr>
+                <w:rFonts w:ascii="BRH Malayalam Extra" w:eastAsia="Times New Roman" w:hAnsi="BRH Malayalam Extra" w:cs="BRH Malayalam Extra"/>
+                <w:color w:val="000000"/>
+                <w:sz w:val="40"/>
+                <w:szCs w:val="40"/>
+                <w:lang w:val="it-IT" w:eastAsia="en-IN" w:bidi="ml-IN"/>
+              </w:rPr>
+              <w:t>Zsôx</w:t>
+            </w:r>
+            <w:r>
+              <w:rPr>
+                <w:rFonts w:ascii="BRH Malayalam Extra" w:eastAsia="Times New Roman" w:hAnsi="BRH Malayalam Extra" w:cs="BRH Malayalam Extra"/>
+                <w:color w:val="000000"/>
+                <w:sz w:val="32"/>
+                <w:szCs w:val="40"/>
+                <w:lang w:val="it-IT" w:eastAsia="en-IN" w:bidi="ml-IN"/>
+              </w:rPr>
+              <w:t>–</w:t>
+            </w:r>
+            <w:r>
+              <w:rPr>
+                <w:rFonts w:ascii="BRH Malayalam Extra" w:eastAsia="Times New Roman" w:hAnsi="BRH Malayalam Extra" w:cs="BRH Malayalam Extra"/>
+                <w:color w:val="000000"/>
+                <w:sz w:val="40"/>
+                <w:szCs w:val="40"/>
+                <w:lang w:val="it-IT" w:eastAsia="en-IN" w:bidi="ml-IN"/>
+              </w:rPr>
+              <w:t>bqû—J |</w:t>
+            </w:r>
+          </w:p>
+        </w:tc>
+      </w:tr>
+      <w:tr>
+        <w:trPr>
+          <w:trHeight w:val="1550"/>
+        </w:trPr>
+        <w:tc>
+          <w:tcPr>
+            <w:tcW w:w="3907" w:type="dxa"/>
+          </w:tcPr>
+          <w:p>
+            <w:pPr>
+              <w:widowControl w:val="0"/>
+              <w:tabs>
+                <w:tab w:val="left" w:pos="993"/>
+              </w:tabs>
+              <w:autoSpaceDE w:val="0"/>
+              <w:autoSpaceDN w:val="0"/>
+              <w:adjustRightInd w:val="0"/>
+              <w:spacing w:before="0" w:line="240" w:lineRule="auto"/>
+              <w:ind w:right="297"/>
+              <w:rPr>
+                <w:rFonts w:cs="Arial"/>
+                <w:b/>
+                <w:color w:val="000000"/>
+                <w:sz w:val="28"/>
+                <w:szCs w:val="32"/>
+              </w:rPr>
+            </w:pPr>
+            <w:r>
+              <w:rPr>
+                <w:rFonts w:cs="Arial"/>
+                <w:b/>
+                <w:color w:val="000000"/>
+                <w:sz w:val="28"/>
+                <w:szCs w:val="32"/>
+              </w:rPr>
+              <w:t>T.S.5.</w:t>
+            </w:r>
+            <w:r>
+              <w:rPr>
+                <w:rFonts w:cs="Arial"/>
+                <w:b/>
+                <w:color w:val="000000"/>
+                <w:sz w:val="28"/>
+                <w:szCs w:val="32"/>
+              </w:rPr>
+              <w:t>4.12.2</w:t>
+            </w:r>
+            <w:r>
+              <w:rPr>
+                <w:rFonts w:cs="Arial"/>
+                <w:b/>
+                <w:color w:val="000000"/>
+                <w:sz w:val="28"/>
+                <w:szCs w:val="32"/>
+              </w:rPr>
+              <w:t>– Kramam</w:t>
+            </w:r>
+          </w:p>
+          <w:p>
+            <w:pPr>
+              <w:widowControl w:val="0"/>
+              <w:tabs>
+                <w:tab w:val="left" w:pos="993"/>
+              </w:tabs>
+              <w:autoSpaceDE w:val="0"/>
+              <w:autoSpaceDN w:val="0"/>
+              <w:adjustRightInd w:val="0"/>
+              <w:spacing w:before="0" w:line="240" w:lineRule="auto"/>
+              <w:ind w:right="297"/>
+              <w:rPr>
+                <w:rFonts w:cs="Arial"/>
+                <w:b/>
+                <w:color w:val="000000"/>
+                <w:szCs w:val="28"/>
+                <w:lang w:val="en-IN"/>
+              </w:rPr>
+            </w:pPr>
+            <w:r>
+              <w:rPr>
+                <w:rFonts w:cs="Arial"/>
+                <w:b/>
+                <w:color w:val="000000"/>
+                <w:sz w:val="28"/>
+                <w:szCs w:val="32"/>
+                <w:lang w:val="en-IN"/>
+              </w:rPr>
+              <w:t xml:space="preserve">Krama Vaakyam No.– </w:t>
+            </w:r>
+            <w:r>
+              <w:rPr>
+                <w:rFonts w:cs="Arial"/>
+                <w:b/>
+                <w:color w:val="000000"/>
+                <w:sz w:val="28"/>
+                <w:szCs w:val="32"/>
+                <w:lang w:val="en-IN"/>
+              </w:rPr>
+              <w:t>2</w:t>
+            </w:r>
+          </w:p>
+          <w:p>
+            <w:pPr>
+              <w:widowControl w:val="0"/>
+              <w:tabs>
+                <w:tab w:val="left" w:pos="993"/>
+              </w:tabs>
+              <w:autoSpaceDE w:val="0"/>
+              <w:autoSpaceDN w:val="0"/>
+              <w:adjustRightInd w:val="0"/>
+              <w:spacing w:before="0" w:line="240" w:lineRule="auto"/>
+              <w:ind w:right="297"/>
+              <w:rPr>
+                <w:rFonts w:cs="Arial"/>
+                <w:b/>
+                <w:color w:val="000000"/>
+                <w:sz w:val="28"/>
+                <w:szCs w:val="32"/>
+              </w:rPr>
+            </w:pPr>
+            <w:r>
+              <w:rPr>
+                <w:rFonts w:cs="Arial"/>
+                <w:b/>
+                <w:color w:val="000000"/>
+                <w:sz w:val="28"/>
+                <w:szCs w:val="32"/>
+                <w:lang w:val="it-IT"/>
+              </w:rPr>
+              <w:t>Panchaati No</w:t>
+            </w:r>
+            <w:r>
+              <w:rPr>
+                <w:rFonts w:cs="Arial"/>
+                <w:b/>
+                <w:color w:val="000000"/>
+                <w:szCs w:val="32"/>
+                <w:lang w:val="it-IT"/>
+              </w:rPr>
+              <w:t xml:space="preserve">. - </w:t>
+            </w:r>
+            <w:r>
+              <w:rPr>
+                <w:rFonts w:cs="Arial"/>
+                <w:b/>
+                <w:color w:val="000000"/>
+                <w:sz w:val="28"/>
+                <w:szCs w:val="32"/>
+                <w:lang w:val="it-IT"/>
+              </w:rPr>
+              <w:t>57</w:t>
+            </w:r>
+          </w:p>
+        </w:tc>
+        <w:tc>
+          <w:tcPr>
+            <w:tcW w:w="5105" w:type="dxa"/>
+          </w:tcPr>
+          <w:p>
+            <w:pPr>
+              <w:widowControl w:val="0"/>
+              <w:autoSpaceDE w:val="0"/>
+              <w:autoSpaceDN w:val="0"/>
+              <w:adjustRightInd w:val="0"/>
+              <w:spacing w:before="0" w:line="240" w:lineRule="auto"/>
+              <w:rPr>
+                <w:rFonts w:ascii="BRH Malayalam Extra" w:eastAsia="Times New Roman" w:hAnsi="BRH Malayalam Extra" w:cs="BRH Malayalam Extra"/>
+                <w:color w:val="000000"/>
+                <w:sz w:val="40"/>
+                <w:szCs w:val="40"/>
+                <w:lang w:eastAsia="en-IN" w:bidi="ml-IN"/>
+              </w:rPr>
+            </w:pPr>
+            <w:r>
+              <w:rPr>
+                <w:rFonts w:ascii="BRH Malayalam Extra" w:eastAsia="Times New Roman" w:hAnsi="BRH Malayalam Extra" w:cs="BRH Malayalam Extra"/>
+                <w:color w:val="000000"/>
+                <w:sz w:val="40"/>
+                <w:szCs w:val="40"/>
+                <w:lang w:eastAsia="en-IN" w:bidi="ml-IN"/>
+              </w:rPr>
+              <w:t>jsôy</w:t>
+            </w:r>
+            <w:r>
+              <w:rPr>
+                <w:rFonts w:ascii="BRH Malayalam Extra" w:eastAsia="Times New Roman" w:hAnsi="BRH Malayalam Extra" w:cs="BRH Malayalam Extra"/>
+                <w:color w:val="000000"/>
+                <w:sz w:val="32"/>
+                <w:szCs w:val="40"/>
+                <w:lang w:eastAsia="en-IN" w:bidi="ml-IN"/>
+              </w:rPr>
+              <w:t>–</w:t>
+            </w:r>
+            <w:r>
+              <w:rPr>
+                <w:rFonts w:ascii="BRH Malayalam Extra" w:eastAsia="Times New Roman" w:hAnsi="BRH Malayalam Extra" w:cs="BRH Malayalam Extra"/>
+                <w:color w:val="000000"/>
+                <w:sz w:val="40"/>
+                <w:szCs w:val="40"/>
+                <w:lang w:eastAsia="en-IN" w:bidi="ml-IN"/>
+              </w:rPr>
+              <w:t xml:space="preserve">Ëqû—J | </w:t>
+            </w:r>
+          </w:p>
+          <w:p>
+            <w:pPr>
+              <w:widowControl w:val="0"/>
+              <w:autoSpaceDE w:val="0"/>
+              <w:autoSpaceDN w:val="0"/>
+              <w:adjustRightInd w:val="0"/>
+              <w:spacing w:before="0" w:line="240" w:lineRule="auto"/>
+              <w:rPr>
+                <w:rFonts w:ascii="BRH Malayalam Extra" w:eastAsia="Times New Roman" w:hAnsi="BRH Malayalam Extra" w:cs="BRH Malayalam Extra"/>
+                <w:color w:val="000000"/>
+                <w:sz w:val="40"/>
+                <w:szCs w:val="40"/>
+                <w:lang w:eastAsia="en-IN" w:bidi="ml-IN"/>
+              </w:rPr>
+            </w:pPr>
+            <w:r>
+              <w:rPr>
+                <w:rFonts w:ascii="BRH Malayalam Extra" w:eastAsia="Times New Roman" w:hAnsi="BRH Malayalam Extra" w:cs="BRH Malayalam Extra"/>
+                <w:color w:val="000000"/>
+                <w:sz w:val="40"/>
+                <w:szCs w:val="40"/>
+                <w:lang w:eastAsia="en-IN" w:bidi="ml-IN"/>
+              </w:rPr>
+              <w:t>Aqû— Bm</w:t>
+            </w:r>
+            <w:r>
+              <w:rPr>
+                <w:rFonts w:ascii="BRH Malayalam Extra" w:eastAsia="Times New Roman" w:hAnsi="BRH Malayalam Extra" w:cs="BRH Malayalam Extra"/>
+                <w:color w:val="000000"/>
+                <w:sz w:val="32"/>
+                <w:szCs w:val="40"/>
+                <w:lang w:eastAsia="en-IN" w:bidi="ml-IN"/>
+              </w:rPr>
+              <w:t>–</w:t>
+            </w:r>
+            <w:r>
+              <w:rPr>
+                <w:rFonts w:ascii="BRH Malayalam Extra" w:eastAsia="Times New Roman" w:hAnsi="BRH Malayalam Extra" w:cs="BRH Malayalam Extra"/>
+                <w:color w:val="000000"/>
+                <w:sz w:val="40"/>
+                <w:szCs w:val="40"/>
+                <w:lang w:eastAsia="en-IN" w:bidi="ml-IN"/>
+              </w:rPr>
+              <w:t>hõ</w:t>
+            </w:r>
+            <w:r>
+              <w:rPr>
+                <w:rFonts w:ascii="BRH Malayalam Extra" w:eastAsia="Times New Roman" w:hAnsi="BRH Malayalam Extra" w:cs="BRH Malayalam Extra"/>
+                <w:color w:val="000000"/>
+                <w:sz w:val="40"/>
+                <w:szCs w:val="40"/>
+                <w:highlight w:val="yellow"/>
+                <w:lang w:eastAsia="en-IN" w:bidi="ml-IN"/>
+              </w:rPr>
+              <w:t>¥Z</w:t>
+            </w:r>
+            <w:r>
+              <w:rPr>
+                <w:rFonts w:ascii="BRH Malayalam Extra" w:eastAsia="Times New Roman" w:hAnsi="BRH Malayalam Extra" w:cs="BRH Malayalam Extra"/>
+                <w:color w:val="000000"/>
+                <w:sz w:val="40"/>
+                <w:szCs w:val="40"/>
+                <w:lang w:eastAsia="en-IN" w:bidi="ml-IN"/>
+              </w:rPr>
+              <w:t>— |</w:t>
+            </w:r>
+          </w:p>
+        </w:tc>
+        <w:tc>
+          <w:tcPr>
+            <w:tcW w:w="5388" w:type="dxa"/>
+          </w:tcPr>
+          <w:p>
+            <w:pPr>
+              <w:widowControl w:val="0"/>
+              <w:autoSpaceDE w:val="0"/>
+              <w:autoSpaceDN w:val="0"/>
+              <w:adjustRightInd w:val="0"/>
+              <w:spacing w:before="0" w:line="240" w:lineRule="auto"/>
+              <w:rPr>
+                <w:rFonts w:ascii="BRH Malayalam Extra" w:eastAsia="Times New Roman" w:hAnsi="BRH Malayalam Extra" w:cs="BRH Malayalam Extra"/>
+                <w:color w:val="000000"/>
+                <w:sz w:val="40"/>
+                <w:szCs w:val="40"/>
+                <w:lang w:eastAsia="en-IN" w:bidi="ml-IN"/>
+              </w:rPr>
+            </w:pPr>
+            <w:r>
+              <w:rPr>
+                <w:rFonts w:ascii="BRH Malayalam Extra" w:eastAsia="Times New Roman" w:hAnsi="BRH Malayalam Extra" w:cs="BRH Malayalam Extra"/>
+                <w:color w:val="000000"/>
+                <w:sz w:val="40"/>
+                <w:szCs w:val="40"/>
+                <w:lang w:eastAsia="en-IN" w:bidi="ml-IN"/>
+              </w:rPr>
+              <w:t>jsôy</w:t>
+            </w:r>
+            <w:r>
+              <w:rPr>
+                <w:rFonts w:ascii="BRH Malayalam Extra" w:eastAsia="Times New Roman" w:hAnsi="BRH Malayalam Extra" w:cs="BRH Malayalam Extra"/>
+                <w:color w:val="000000"/>
+                <w:sz w:val="32"/>
+                <w:szCs w:val="40"/>
+                <w:lang w:eastAsia="en-IN" w:bidi="ml-IN"/>
+              </w:rPr>
+              <w:t>–</w:t>
+            </w:r>
+            <w:r>
+              <w:rPr>
+                <w:rFonts w:ascii="BRH Malayalam Extra" w:eastAsia="Times New Roman" w:hAnsi="BRH Malayalam Extra" w:cs="BRH Malayalam Extra"/>
+                <w:color w:val="000000"/>
+                <w:sz w:val="40"/>
+                <w:szCs w:val="40"/>
+                <w:lang w:eastAsia="en-IN" w:bidi="ml-IN"/>
+              </w:rPr>
+              <w:t xml:space="preserve">Ëqû—J | </w:t>
+            </w:r>
+          </w:p>
+          <w:p>
+            <w:pPr>
+              <w:widowControl w:val="0"/>
+              <w:autoSpaceDE w:val="0"/>
+              <w:autoSpaceDN w:val="0"/>
+              <w:adjustRightInd w:val="0"/>
+              <w:spacing w:before="0" w:line="240" w:lineRule="auto"/>
+              <w:rPr>
+                <w:rFonts w:ascii="BRH Malayalam Extra" w:eastAsia="Times New Roman" w:hAnsi="BRH Malayalam Extra" w:cs="BRH Malayalam Extra"/>
+                <w:color w:val="000000"/>
+                <w:sz w:val="40"/>
+                <w:szCs w:val="40"/>
+                <w:lang w:eastAsia="en-IN" w:bidi="ml-IN"/>
+              </w:rPr>
+            </w:pPr>
+            <w:r>
+              <w:rPr>
+                <w:rFonts w:ascii="BRH Malayalam Extra" w:eastAsia="Times New Roman" w:hAnsi="BRH Malayalam Extra" w:cs="BRH Malayalam Extra"/>
+                <w:color w:val="000000"/>
+                <w:sz w:val="40"/>
+                <w:szCs w:val="40"/>
+                <w:lang w:eastAsia="en-IN" w:bidi="ml-IN"/>
+              </w:rPr>
+              <w:t>Aqû— Bm</w:t>
+            </w:r>
+            <w:r>
+              <w:rPr>
+                <w:rFonts w:ascii="BRH Malayalam Extra" w:eastAsia="Times New Roman" w:hAnsi="BRH Malayalam Extra" w:cs="BRH Malayalam Extra"/>
+                <w:color w:val="000000"/>
+                <w:sz w:val="32"/>
+                <w:szCs w:val="40"/>
+                <w:lang w:eastAsia="en-IN" w:bidi="ml-IN"/>
+              </w:rPr>
+              <w:t>–</w:t>
+            </w:r>
+            <w:r>
+              <w:rPr>
+                <w:rFonts w:ascii="BRH Malayalam Extra" w:eastAsia="Times New Roman" w:hAnsi="BRH Malayalam Extra" w:cs="BRH Malayalam Extra"/>
+                <w:color w:val="000000"/>
+                <w:sz w:val="40"/>
+                <w:szCs w:val="40"/>
+                <w:lang w:eastAsia="en-IN" w:bidi="ml-IN"/>
+              </w:rPr>
+              <w:t>hõ¥</w:t>
+            </w:r>
+            <w:r>
+              <w:rPr>
+                <w:rFonts w:ascii="BRH Malayalam Extra" w:eastAsia="Times New Roman" w:hAnsi="BRH Malayalam Extra" w:cs="BRH Malayalam Extra"/>
+                <w:color w:val="000000"/>
+                <w:sz w:val="40"/>
+                <w:szCs w:val="40"/>
+                <w:highlight w:val="green"/>
+                <w:lang w:eastAsia="en-IN" w:bidi="ml-IN"/>
+              </w:rPr>
+              <w:t>Z˜</w:t>
+            </w:r>
+            <w:r>
+              <w:rPr>
+                <w:rFonts w:ascii="BRH Malayalam Extra" w:eastAsia="Times New Roman" w:hAnsi="BRH Malayalam Extra" w:cs="BRH Malayalam Extra"/>
+                <w:color w:val="000000"/>
+                <w:sz w:val="40"/>
+                <w:szCs w:val="40"/>
+                <w:lang w:eastAsia="en-IN" w:bidi="ml-IN"/>
+              </w:rPr>
+              <w:t xml:space="preserve"> |</w:t>
+            </w:r>
           </w:p>
         </w:tc>
       </w:tr>
@@ -3335,6 +4251,7 @@
           <w:szCs w:val="32"/>
           <w:u w:val="single"/>
         </w:rPr>
+        <w:lastRenderedPageBreak/>
         <w:t xml:space="preserve">TS </w:t>
       </w:r>
       <w:r>
@@ -3954,7 +4871,6 @@
                 <w:sz w:val="28"/>
                 <w:szCs w:val="32"/>
               </w:rPr>
-              <w:lastRenderedPageBreak/>
               <w:t>T.S.5.4.3.2 – Kramam</w:t>
             </w:r>
           </w:p>
@@ -5249,6 +6165,7 @@
                 <w:sz w:val="28"/>
                 <w:szCs w:val="32"/>
               </w:rPr>
+              <w:lastRenderedPageBreak/>
               <w:t>T.S.5.4.3.4 – Kramam</w:t>
             </w:r>
           </w:p>
@@ -5862,7 +6779,6 @@
                 <w:sz w:val="28"/>
                 <w:szCs w:val="32"/>
               </w:rPr>
-              <w:lastRenderedPageBreak/>
               <w:t>T.S.5.4.5.2 – Kramam</w:t>
             </w:r>
           </w:p>
@@ -7353,6 +8269,7 @@
                 <w:sz w:val="28"/>
                 <w:szCs w:val="32"/>
               </w:rPr>
+              <w:lastRenderedPageBreak/>
               <w:t>T.S.5.4.8.4 – Kramam</w:t>
             </w:r>
           </w:p>
@@ -8106,7 +9023,6 @@
                 <w:szCs w:val="40"/>
                 <w:lang w:val="en-IN" w:eastAsia="en-IN" w:bidi="ml-IN"/>
               </w:rPr>
-              <w:lastRenderedPageBreak/>
               <w:t>CZõ</w:t>
             </w:r>
             <w:r>
@@ -8198,7 +9114,6 @@
                 <w:szCs w:val="40"/>
                 <w:lang w:val="en-IN" w:eastAsia="en-IN" w:bidi="ml-IN"/>
               </w:rPr>
-              <w:lastRenderedPageBreak/>
               <w:t>A</w:t>
             </w:r>
             <w:r>
@@ -8361,7 +9276,6 @@
                 <w:szCs w:val="40"/>
                 <w:lang w:val="en-IN" w:eastAsia="en-IN" w:bidi="ml-IN"/>
               </w:rPr>
-              <w:lastRenderedPageBreak/>
               <w:t>CZõ</w:t>
             </w:r>
             <w:r>
@@ -8460,7 +9374,6 @@
                 <w:sz w:val="28"/>
                 <w:szCs w:val="32"/>
               </w:rPr>
-              <w:lastRenderedPageBreak/>
               <w:t>T.S.5.4.11.3 – Kramam</w:t>
             </w:r>
           </w:p>
@@ -9443,16 +10356,7 @@
           <w:bCs/>
           <w:sz w:val="32"/>
         </w:rPr>
-        <w:t xml:space="preserve">replaced </w:t>
-      </w:r>
-      <w:proofErr w:type="gramStart"/>
-      <w:r>
-        <w:rPr>
-          <w:b/>
-          <w:bCs/>
-          <w:sz w:val="32"/>
-        </w:rPr>
-        <w:t>with</w:t>
+        <w:t>replaced with</w:t>
       </w:r>
       <w:r>
         <w:rPr>
@@ -9474,7 +10378,6 @@
         </w:rPr>
         <w:t>"</w:t>
       </w:r>
-      <w:proofErr w:type="gramEnd"/>
       <w:r>
         <w:rPr>
           <w:rFonts w:ascii="BRH Malayalam" w:hAnsi="BRH Malayalam" w:cs="BRH Malayalam"/>
@@ -9486,7 +10389,6 @@
         </w:rPr>
         <w:t>q§T</w:t>
       </w:r>
-      <w:proofErr w:type="gramStart"/>
       <w:r>
         <w:rPr>
           <w:rFonts w:ascii="BRH Malayalam" w:hAnsi="BRH Malayalam" w:cs="BRH Malayalam"/>
@@ -9503,16 +10405,7 @@
           <w:bCs/>
           <w:sz w:val="32"/>
         </w:rPr>
-        <w:t>wherever</w:t>
-      </w:r>
-      <w:proofErr w:type="gramEnd"/>
-      <w:r>
-        <w:rPr>
-          <w:b/>
-          <w:bCs/>
-          <w:sz w:val="32"/>
-        </w:rPr>
-        <w:t xml:space="preserve"> applicable</w:t>
+        <w:t>wherever applicable</w:t>
       </w:r>
     </w:p>
     <w:p>
@@ -9872,6 +10765,7 @@
           <w:b/>
           <w:sz w:val="32"/>
         </w:rPr>
+        <w:lastRenderedPageBreak/>
         <w:t>===================</w:t>
       </w:r>
     </w:p>

--- a/TS-Kramam/TS-5.4/TS 5.4 Malayalam Krama Paatam Corrections.docx
+++ b/TS-Kramam/TS-5.4/TS 5.4 Malayalam Krama Paatam Corrections.docx
@@ -89,10 +89,9 @@
           <w:bCs/>
           <w:sz w:val="32"/>
           <w:szCs w:val="32"/>
-          <w:highlight w:val="red"/>
           <w:u w:val="single"/>
         </w:rPr>
-        <w:t>?????</w:t>
+        <w:t>31st July 2026</w:t>
       </w:r>
     </w:p>
     <w:p>
@@ -10427,6 +10426,65 @@
           <w:szCs w:val="32"/>
           <w:u w:val="single"/>
         </w:rPr>
+        <w:t>=============</w:t>
+      </w:r>
+    </w:p>
+    <w:p>
+      <w:pPr>
+        <w:jc w:val="center"/>
+        <w:rPr>
+          <w:b/>
+          <w:bCs/>
+          <w:sz w:val="32"/>
+          <w:szCs w:val="32"/>
+          <w:u w:val="single"/>
+        </w:rPr>
+      </w:pPr>
+    </w:p>
+    <w:p>
+      <w:pPr>
+        <w:jc w:val="center"/>
+        <w:rPr>
+          <w:b/>
+          <w:bCs/>
+          <w:sz w:val="32"/>
+          <w:szCs w:val="32"/>
+          <w:u w:val="single"/>
+        </w:rPr>
+      </w:pPr>
+    </w:p>
+    <w:p>
+      <w:pPr>
+        <w:jc w:val="center"/>
+        <w:rPr>
+          <w:b/>
+          <w:bCs/>
+          <w:sz w:val="32"/>
+          <w:szCs w:val="32"/>
+          <w:u w:val="single"/>
+        </w:rPr>
+      </w:pPr>
+    </w:p>
+    <w:p>
+      <w:pPr>
+        <w:jc w:val="center"/>
+        <w:rPr>
+          <w:b/>
+          <w:bCs/>
+          <w:sz w:val="32"/>
+          <w:szCs w:val="32"/>
+          <w:u w:val="single"/>
+        </w:rPr>
+      </w:pPr>
+      <w:r>
+        <w:rPr>
+          <w:b/>
+          <w:bCs/>
+          <w:sz w:val="32"/>
+          <w:szCs w:val="32"/>
+          <w:u w:val="single"/>
+        </w:rPr>
+        <w:lastRenderedPageBreak/>
         <w:t xml:space="preserve">TS </w:t>
       </w:r>
       <w:r>
@@ -10765,7 +10823,6 @@
           <w:b/>
           <w:sz w:val="32"/>
         </w:rPr>
-        <w:lastRenderedPageBreak/>
         <w:t>===================</w:t>
       </w:r>
     </w:p>
